--- a/03_Safety_AI_and_Practical_Controls/TAS2O_Substitute_Teacher_Emergency_Plan.docx
+++ b/03_Safety_AI_and_Practical_Controls/TAS2O_Substitute_Teacher_Emergency_Plan.docx
@@ -2502,7 +2502,7 @@
     </w:p>
     <w:p>
       <w:r>
-        <w:t>Students evaluate an AI-generated safety checklist and correct it using teacher notes, tool manuals, prior class safety rules, or approved sources.</w:t>
+        <w:t>Students evaluate an safety checklist and correct it using teacher notes, tool manuals, prior class safety rules, or approved sources.</w:t>
       </w:r>
     </w:p>
     <w:p>
@@ -2526,7 +2526,7 @@
         <w:pStyle w:val="ListNumber"/>
       </w:pPr>
       <w:r>
-        <w:t>They draft or review an AI-generated checklist.</w:t>
+        <w:t>They draft or review an checklist.</w:t>
       </w:r>
     </w:p>
     <w:p>
@@ -3323,7 +3323,7 @@
                 <w:color w:val="000000"/>
                 <w:sz w:val="18"/>
               </w:rPr>
-              <w:t>Submitting AI-generated text as final work without student verification.</w:t>
+              <w:t>Submitting text as final work without student verification.</w:t>
             </w:r>
           </w:p>
         </w:tc>

--- a/03_Safety_AI_and_Practical_Controls/TAS2O_Substitute_Teacher_Emergency_Plan.docx
+++ b/03_Safety_AI_and_Practical_Controls/TAS2O_Substitute_Teacher_Emergency_Plan.docx
@@ -1357,7 +1357,7 @@
                 <w:color w:val="000000"/>
                 <w:sz w:val="18"/>
               </w:rPr>
-              <w:t>A student claims AI wrote their work by accident or refuses to document AI use.</w:t>
+              <w:t>A student claims AI wrote their work by accident or refuses to document use of approved AI tools.</w:t>
             </w:r>
           </w:p>
         </w:tc>
@@ -2502,7 +2502,7 @@
     </w:p>
     <w:p>
       <w:r>
-        <w:t>Students evaluate an safety checklist and correct it using teacher notes, tool manuals, prior class safety rules, or approved sources.</w:t>
+        <w:t>Students evaluate an safety checklist and correct it using teacher notes, tool manuals, prior class safety rules, or approved references.</w:t>
       </w:r>
     </w:p>
     <w:p>
@@ -3121,7 +3121,7 @@
         <w:t xml:space="preserve">☐ </w:t>
       </w:r>
       <w:r>
-        <w:t>AI use is documented if used.</w:t>
+        <w:t>use of approved AI tools is documented if used.</w:t>
       </w:r>
     </w:p>
     <w:p>
@@ -3448,7 +3448,7 @@
         <w:t xml:space="preserve">☐ </w:t>
       </w:r>
       <w:r>
-        <w:t>Students must record AI use in the AI Use Log when AI is used.</w:t>
+        <w:t>Students must record use of approved AI tools in the AI Use Log when AI is used.</w:t>
       </w:r>
     </w:p>
     <w:p>
